--- a/Paris/Paris_es.docx
+++ b/Paris/Paris_es.docx
@@ -744,7 +744,7 @@
         <w:br/>
       </w:r>
       <w:r>
-        <w:t xml:space="preserve">ahora sueña con volar y su vuelo,</w:t>
+        <w:t xml:space="preserve">ahora sueña con volar, y su vuelo</w:t>
       </w:r>
       <w:r>
         <w:br/>

--- a/Paris/Paris_es.docx
+++ b/Paris/Paris_es.docx
@@ -882,6 +882,216 @@
       </w:r>
     </w:p>
     <w:bookmarkEnd w:id="13"/>
+    <w:bookmarkStart w:id="14" w:name="adiós-a-parís"/>
+    <w:p>
+      <w:pPr>
+        <w:pStyle w:val="Heading2"/>
+      </w:pPr>
+      <w:r>
+        <w:t xml:space="preserve">Adiós a París</w:t>
+      </w:r>
+    </w:p>
+    <w:p>
+      <w:pPr>
+        <w:pStyle w:val="FirstParagraph"/>
+      </w:pPr>
+      <w:r>
+        <w:t xml:space="preserve">¿Debo entonces hacer como Antonio?</w:t>
+      </w:r>
+      <w:r>
+        <w:br/>
+      </w:r>
+      <w:r>
+        <w:t xml:space="preserve">¿Abrir las ventanas de la senectud que llega</w:t>
+      </w:r>
+      <w:r>
+        <w:br/>
+      </w:r>
+      <w:r>
+        <w:t xml:space="preserve">y escuchar cómo se aleja la tropa divina,</w:t>
+      </w:r>
+      <w:r>
+        <w:br/>
+      </w:r>
+      <w:r>
+        <w:t xml:space="preserve">con exquisita música y risas y danzas?</w:t>
+      </w:r>
+    </w:p>
+    <w:p>
+      <w:pPr>
+        <w:pStyle w:val="BodyText"/>
+      </w:pPr>
+      <w:r>
+        <w:t xml:space="preserve">¿Debo despedirme de los hoteles de París,</w:t>
+      </w:r>
+      <w:r>
+        <w:br/>
+      </w:r>
+      <w:r>
+        <w:t xml:space="preserve">del hermoso antro de nuestra primera noche,</w:t>
+      </w:r>
+      <w:r>
+        <w:br/>
+      </w:r>
+      <w:r>
+        <w:t xml:space="preserve">y del burdel, todo alfombras y espejos, alto en Montmartre,</w:t>
+      </w:r>
+      <w:r>
+        <w:br/>
+      </w:r>
+      <w:r>
+        <w:t xml:space="preserve">del hotel arruinado, glorioso en su decadencia,</w:t>
+      </w:r>
+      <w:r>
+        <w:br/>
+      </w:r>
+      <w:r>
+        <w:t xml:space="preserve">donde un viejo camarero nos preguntaba cada mañana,</w:t>
+      </w:r>
+      <w:r>
+        <w:br/>
+      </w:r>
+      <w:r>
+        <w:t xml:space="preserve">si habíamos disfrutado de nuestro croissant?</w:t>
+      </w:r>
+    </w:p>
+    <w:p>
+      <w:pPr>
+        <w:pStyle w:val="BodyText"/>
+      </w:pPr>
+      <w:r>
+        <w:t xml:space="preserve">¿Debo despedirme</w:t>
+      </w:r>
+      <w:r>
+        <w:br/>
+      </w:r>
+      <w:r>
+        <w:t xml:space="preserve">de las habitaciones, llenas de trastos y mochilas,</w:t>
+      </w:r>
+      <w:r>
+        <w:br/>
+      </w:r>
+      <w:r>
+        <w:t xml:space="preserve">donde dormíamos los cuatro,</w:t>
+      </w:r>
+      <w:r>
+        <w:br/>
+      </w:r>
+      <w:r>
+        <w:t xml:space="preserve">—y de las risas, vuestras peleas de niños,</w:t>
+      </w:r>
+      <w:r>
+        <w:br/>
+      </w:r>
+      <w:r>
+        <w:t xml:space="preserve">la forma en que os colabais en nuestra cama de madrugada—,</w:t>
+      </w:r>
+      <w:r>
+        <w:br/>
+      </w:r>
+      <w:r>
+        <w:t xml:space="preserve">en aquellos años donde el tiempo no pasaba?</w:t>
+      </w:r>
+    </w:p>
+    <w:p>
+      <w:pPr>
+        <w:pStyle w:val="BodyText"/>
+      </w:pPr>
+      <w:r>
+        <w:t xml:space="preserve">¿Debo decirle adiós a vuestros rostros de entonces,</w:t>
+      </w:r>
+      <w:r>
+        <w:br/>
+      </w:r>
+      <w:r>
+        <w:t xml:space="preserve">a los eternos porqués, a las historias de ruta?</w:t>
+      </w:r>
+      <w:r>
+        <w:br/>
+      </w:r>
+      <w:r>
+        <w:t xml:space="preserve">¿Decirle adiós a la música que sonaba</w:t>
+      </w:r>
+      <w:r>
+        <w:br/>
+      </w:r>
+      <w:r>
+        <w:t xml:space="preserve">en nuestro coche atiborrado, maletas y bártulos,</w:t>
+      </w:r>
+      <w:r>
+        <w:br/>
+      </w:r>
+      <w:r>
+        <w:t xml:space="preserve">papá y mamá, el periquito y los niños,</w:t>
+      </w:r>
+      <w:r>
+        <w:br/>
+      </w:r>
+      <w:r>
+        <w:t xml:space="preserve">ah, y el dios Baco acompañándonos?</w:t>
+      </w:r>
+    </w:p>
+    <w:p>
+      <w:pPr>
+        <w:pStyle w:val="BodyText"/>
+      </w:pPr>
+      <w:r>
+        <w:t xml:space="preserve">El dios Baco que caminaba a nuestro lado,</w:t>
+      </w:r>
+      <w:r>
+        <w:br/>
+      </w:r>
+      <w:r>
+        <w:t xml:space="preserve">por las calles de una ciudad siempre nueva.</w:t>
+      </w:r>
+    </w:p>
+    <w:p>
+      <w:pPr>
+        <w:pStyle w:val="BodyText"/>
+      </w:pPr>
+      <w:r>
+        <w:t xml:space="preserve">¿Debo decir adiós? ¿Eso es todo?</w:t>
+      </w:r>
+      <w:r>
+        <w:br/>
+      </w:r>
+      <w:r>
+        <w:t xml:space="preserve">¿Despedirme de París,</w:t>
+      </w:r>
+      <w:r>
+        <w:br/>
+      </w:r>
+      <w:r>
+        <w:t xml:space="preserve">como Antonio se despidió de Alejandría?</w:t>
+      </w:r>
+      <w:r>
+        <w:br/>
+      </w:r>
+      <w:r>
+        <w:t xml:space="preserve">¿Aceptar, con valor y sin amargura, que el dios se marcha?</w:t>
+      </w:r>
+    </w:p>
+    <w:p>
+      <w:pPr>
+        <w:pStyle w:val="BodyText"/>
+      </w:pPr>
+      <w:r>
+        <w:t xml:space="preserve">O debo decir que no</w:t>
+      </w:r>
+      <w:r>
+        <w:br/>
+      </w:r>
+      <w:r>
+        <w:t xml:space="preserve">y asirme, como un náufrago se aferra a un madero que flota,</w:t>
+      </w:r>
+      <w:r>
+        <w:br/>
+      </w:r>
+      <w:r>
+        <w:t xml:space="preserve">a la luz que aún queda del día.</w:t>
+      </w:r>
+    </w:p>
+    <w:bookmarkEnd w:id="14"/>
     <w:sectPr>
       <w:footnotePr>
         <w:numRestart w:val="eachSect"/>

--- a/Paris/Paris_es.docx
+++ b/Paris/Paris_es.docx
@@ -1092,6 +1092,132 @@
       </w:r>
     </w:p>
     <w:bookmarkEnd w:id="14"/>
+    <w:bookmarkStart w:id="15" w:name="el-clochard"/>
+    <w:p>
+      <w:pPr>
+        <w:pStyle w:val="Heading2"/>
+      </w:pPr>
+      <w:r>
+        <w:t xml:space="preserve">El clochard</w:t>
+      </w:r>
+    </w:p>
+    <w:p>
+      <w:pPr>
+        <w:pStyle w:val="FirstParagraph"/>
+      </w:pPr>
+      <w:r>
+        <w:t xml:space="preserve">El vagabundo que pernocta siempre en el mismo portal</w:t>
+      </w:r>
+      <w:r>
+        <w:br/>
+      </w:r>
+      <w:r>
+        <w:t xml:space="preserve">de un edificio del Boulevard du Montparnasse</w:t>
+      </w:r>
+      <w:r>
+        <w:br/>
+      </w:r>
+      <w:r>
+        <w:t xml:space="preserve">es dueño de un colchón desvencijado,</w:t>
+      </w:r>
+      <w:r>
+        <w:br/>
+      </w:r>
+      <w:r>
+        <w:t xml:space="preserve">una sucia manta, una almohada deshilachada</w:t>
+      </w:r>
+      <w:r>
+        <w:br/>
+      </w:r>
+      <w:r>
+        <w:t xml:space="preserve">y cuatro libros.</w:t>
+      </w:r>
+    </w:p>
+    <w:p>
+      <w:pPr>
+        <w:pStyle w:val="BodyText"/>
+      </w:pPr>
+      <w:r>
+        <w:t xml:space="preserve">A menudo se sienta, en cuclillas, como un viejo buitre,</w:t>
+      </w:r>
+      <w:r>
+        <w:br/>
+      </w:r>
+      <w:r>
+        <w:t xml:space="preserve">sobre las rejillas metálicas que dan al metro,</w:t>
+      </w:r>
+      <w:r>
+        <w:br/>
+      </w:r>
+      <w:r>
+        <w:t xml:space="preserve">descalzo, la larga barba de color nieve, una botella</w:t>
+      </w:r>
+      <w:r>
+        <w:br/>
+      </w:r>
+      <w:r>
+        <w:t xml:space="preserve">de vodka en la mano.</w:t>
+      </w:r>
+      <w:r>
+        <w:br/>
+      </w:r>
+      <w:r>
+        <w:t xml:space="preserve">Envuelto en andrajos, caldeado por el humo que sale del subterráneo,</w:t>
+      </w:r>
+      <w:r>
+        <w:br/>
+      </w:r>
+      <w:r>
+        <w:t xml:space="preserve">sus libros como toda compañía.</w:t>
+      </w:r>
+    </w:p>
+    <w:p>
+      <w:pPr>
+        <w:pStyle w:val="BodyText"/>
+      </w:pPr>
+      <w:r>
+        <w:t xml:space="preserve">A veces mira a la nada,</w:t>
+      </w:r>
+      <w:r>
+        <w:br/>
+      </w:r>
+      <w:r>
+        <w:t xml:space="preserve">como buscando un sentido a la vida.</w:t>
+      </w:r>
+      <w:r>
+        <w:br/>
+      </w:r>
+      <w:r>
+        <w:t xml:space="preserve">Otras le veo leyendo,</w:t>
+      </w:r>
+      <w:r>
+        <w:br/>
+      </w:r>
+      <w:r>
+        <w:t xml:space="preserve">distinguido y lánguido, como un duque en su biblioteca.</w:t>
+      </w:r>
+    </w:p>
+    <w:p>
+      <w:pPr>
+        <w:pStyle w:val="BodyText"/>
+      </w:pPr>
+      <w:r>
+        <w:t xml:space="preserve">A su lado, los turistas</w:t>
+      </w:r>
+      <w:r>
+        <w:br/>
+      </w:r>
+      <w:r>
+        <w:t xml:space="preserve">gastan, en una entrada al museo de arte moderno,</w:t>
+      </w:r>
+      <w:r>
+        <w:br/>
+      </w:r>
+      <w:r>
+        <w:t xml:space="preserve">lo que él necesita para sobrevivir medio invierno.</w:t>
+      </w:r>
+    </w:p>
+    <w:bookmarkEnd w:id="15"/>
     <w:sectPr>
       <w:footnotePr>
         <w:numRestart w:val="eachSect"/>
